--- a/pr-preview/pr-231/distributions-tracked-changes.docx
+++ b/pr-preview/pr-231/distributions-tracked-changes.docx
@@ -26,7 +26,7 @@
       </w:pPr>
       <w:ins w:id="2" w:author="PR Preview" w:date="2026-01-01T00:00:00Z">
         <w:r>
-          <w:t xml:space="preserve">Last modified: 2026-10-20 11:40:43 (PDT)</w:t>
+          <w:t xml:space="preserve">Last modified: 2026-10-20 12:26:17 (PDT)</w:t>
         </w:r>
       </w:ins>
     </w:p>
@@ -3214,33 +3214,33 @@
           </m:rPr>
           <m:t>∈</m:t>
         </m:r>
-        <m:r>
-          <m:t>​</m:t>
-        </m:r>
-        <m:d>
-          <m:dPr>
-            <m:begChr m:val="{"/>
-            <m:sepChr m:val=""/>
-            <m:endChr m:val="}"/>
-            <m:grow/>
-          </m:dPr>
-          <m:e>
-            <m:r>
-              <m:t>0</m:t>
-            </m:r>
-            <m:r>
-              <m:rPr>
-                <m:sty m:val="p"/>
-              </m:rPr>
-              <m:t>,</m:t>
-            </m:r>
-            <m:r>
-              <m:t>1</m:t>
-            </m:r>
-          </m:e>
-        </m:d>
         <m:sSup>
           <m:e>
+            <m:r>
+              <m:t>​</m:t>
+            </m:r>
+            <m:d>
+              <m:dPr>
+                <m:begChr m:val="{"/>
+                <m:sepChr m:val=""/>
+                <m:endChr m:val="}"/>
+                <m:grow/>
+              </m:dPr>
+              <m:e>
+                <m:r>
+                  <m:t>0</m:t>
+                </m:r>
+                <m:r>
+                  <m:rPr>
+                    <m:sty m:val="p"/>
+                  </m:rPr>
+                  <m:t>,</m:t>
+                </m:r>
+                <m:r>
+                  <m:t>1</m:t>
+                </m:r>
+              </m:e>
+            </m:d>
             <m:r>
               <m:t>​</m:t>
             </m:r>
@@ -5231,36 +5231,36 @@
                     </m:rPr>
                     <m:t>E</m:t>
                   </m:r>
+                  <m:r>
+                    <m:t>​</m:t>
+                  </m:r>
+                  <m:d>
+                    <m:dPr>
+                      <m:begChr m:val="["/>
+                      <m:sepChr m:val=""/>
+                      <m:endChr m:val="]"/>
+                      <m:grow/>
+                    </m:dPr>
+                    <m:e>
+                      <m:sSub>
+                        <m:e>
+                          <m:r>
+                            <m:t>X</m:t>
+                          </m:r>
+                        </m:e>
+                        <m:sub>
+                          <m:r>
+                            <m:t>i</m:t>
+                          </m:r>
+                        </m:sub>
+                      </m:sSub>
+                    </m:e>
+                  </m:d>
+                  <m:r>
+                    <m:t>​</m:t>
+                  </m:r>
                 </m:e>
               </m:nary>
-              <m:r>
-                <m:t>​</m:t>
-              </m:r>
-              <m:d>
-                <m:dPr>
-                  <m:begChr m:val="["/>
-                  <m:sepChr m:val=""/>
-                  <m:endChr m:val="]"/>
-                  <m:grow/>
-                </m:dPr>
-                <m:e>
-                  <m:sSub>
-                    <m:e>
-                      <m:r>
-                        <m:t>X</m:t>
-                      </m:r>
-                    </m:e>
-                    <m:sub>
-                      <m:r>
-                        <m:t>i</m:t>
-                      </m:r>
-                    </m:sub>
-                  </m:sSub>
-                </m:e>
-              </m:d>
-              <m:r>
-                <m:t>​</m:t>
-              </m:r>
               <m:r>
                 <m:t>&amp;</m:t>
               </m:r>
@@ -5620,10 +5620,208 @@
                         </m:rPr>
                         <m:t>Cov</m:t>
                       </m:r>
+                      <m:r>
+                        <m:t>​</m:t>
+                      </m:r>
+                      <m:d>
+                        <m:dPr>
+                          <m:begChr m:val="("/>
+                          <m:sepChr m:val=""/>
+                          <m:endChr m:val=")"/>
+                          <m:grow/>
+                        </m:dPr>
+                        <m:e>
+                          <m:sSub>
+                            <m:e>
+                              <m:r>
+                                <m:t>X</m:t>
+                              </m:r>
+                            </m:e>
+                            <m:sub>
+                              <m:r>
+                                <m:t>i</m:t>
+                              </m:r>
+                            </m:sub>
+                          </m:sSub>
+                          <m:r>
+                            <m:rPr>
+                              <m:sty m:val="p"/>
+                            </m:rPr>
+                            <m:t>,</m:t>
+                          </m:r>
+                          <m:sSub>
+                            <m:e>
+                              <m:r>
+                                <m:t>X</m:t>
+                              </m:r>
+                            </m:e>
+                            <m:sub>
+                              <m:r>
+                                <m:t>j</m:t>
+                              </m:r>
+                            </m:sub>
+                          </m:sSub>
+                        </m:e>
+                      </m:d>
+                      <m:r>
+                        <m:t>​</m:t>
+                      </m:r>
                     </m:e>
                   </m:nary>
                 </m:e>
               </m:nary>
+              <m:r>
+                <m:t>&amp;</m:t>
+              </m:r>
+              <m:r>
+                <m:t>&amp;</m:t>
+              </m:r>
+              <m:r>
+                <m:rPr>
+                  <m:nor/>
+                  <m:sty m:val="p"/>
+                </m:rPr>
+                <m:t>(variance of a linear combination with </m:t>
+              </m:r>
+              <m:sSub>
+                <m:e>
+                  <m:r>
+                    <m:t>a</m:t>
+                  </m:r>
+                </m:e>
+                <m:sub>
+                  <m:r>
+                    <m:t>i</m:t>
+                  </m:r>
+                </m:sub>
+              </m:sSub>
+              <m:r>
+                <m:rPr>
+                  <m:sty m:val="p"/>
+                </m:rPr>
+                <m:t>=</m:t>
+              </m:r>
+              <m:r>
+                <m:t>1</m:t>
+              </m:r>
+              <m:r>
+                <m:rPr>
+                  <m:nor/>
+                  <m:sty m:val="p"/>
+                </m:rPr>
+                <m:t>)</m:t>
+              </m:r>
+            </m:e>
+            <m:e>
+              <m:r>
+                <m:t>&amp;</m:t>
+              </m:r>
+              <m:r>
+                <m:rPr>
+                  <m:sty m:val="p"/>
+                </m:rPr>
+                <m:t>=</m:t>
+              </m:r>
+              <m:nary>
+                <m:naryPr>
+                  <m:chr m:val="∑"/>
+                  <m:limLoc m:val="undOvr"/>
+                  <m:subHide m:val="off"/>
+                  <m:supHide m:val="off"/>
+                </m:naryPr>
+                <m:sub>
+                  <m:r>
+                    <m:t>i</m:t>
+                  </m:r>
+                  <m:r>
+                    <m:rPr>
+                      <m:sty m:val="p"/>
+                    </m:rPr>
+                    <m:t>=</m:t>
+                  </m:r>
+                  <m:r>
+                    <m:t>1</m:t>
+                  </m:r>
+                </m:sub>
+                <m:sup>
+                  <m:r>
+                    <m:t>n</m:t>
+                  </m:r>
+                </m:sup>
+                <m:e>
+                  <m:r>
+                    <m:rPr>
+                      <m:sty m:val="p"/>
+                    </m:rPr>
+                    <m:t>Cov</m:t>
+                  </m:r>
+                  <m:r>
+                    <m:t>​</m:t>
+                  </m:r>
+                  <m:d>
+                    <m:dPr>
+                      <m:begChr m:val="("/>
+                      <m:sepChr m:val=""/>
+                      <m:endChr m:val=")"/>
+                      <m:grow/>
+                    </m:dPr>
+                    <m:e>
+                      <m:sSub>
+                        <m:e>
+                          <m:r>
+                            <m:t>X</m:t>
+                          </m:r>
+                        </m:e>
+                        <m:sub>
+                          <m:r>
+                            <m:t>i</m:t>
+                          </m:r>
+                        </m:sub>
+                      </m:sSub>
+                      <m:r>
+                        <m:rPr>
+                          <m:sty m:val="p"/>
+                        </m:rPr>
+                        <m:t>,</m:t>
+                      </m:r>
+                      <m:sSub>
+                        <m:e>
+                          <m:r>
+                            <m:t>X</m:t>
+                          </m:r>
+                        </m:e>
+                        <m:sub>
+                          <m:r>
+                            <m:t>i</m:t>
+                          </m:r>
+                        </m:sub>
+                      </m:sSub>
+                    </m:e>
+                  </m:d>
+                  <m:r>
+                    <m:t>​</m:t>
+                  </m:r>
+                </m:e>
+              </m:nary>
+              <m:r>
+                <m:t>&amp;</m:t>
+              </m:r>
+              <m:r>
+                <m:t>&amp;</m:t>
+              </m:r>
+              <m:r>
+                <m:rPr>
+                  <m:nor/>
+                  <m:sty m:val="p"/>
+                </m:rPr>
+                <m:t>(</m:t>
+              </m:r>
+              <m:r>
+                <m:rPr>
+                  <m:sty m:val="p"/>
+                </m:rPr>
+                <m:t>Cov</m:t>
+              </m:r>
               <m:r>
                 <m:t>​</m:t>
               </m:r>
@@ -5671,45 +5869,39 @@
                 <m:t>​</m:t>
               </m:r>
               <m:r>
-                <m:t>&amp;</m:t>
-              </m:r>
-              <m:r>
-                <m:t>&amp;</m:t>
+                <m:rPr>
+                  <m:sty m:val="p"/>
+                </m:rPr>
+                <m:t>=</m:t>
+              </m:r>
+              <m:r>
+                <m:t>0</m:t>
               </m:r>
               <m:r>
                 <m:rPr>
                   <m:nor/>
                   <m:sty m:val="p"/>
                 </m:rPr>
-                <m:t>(variance of a linear combination with </m:t>
-              </m:r>
-              <m:sSub>
-                <m:e>
-                  <m:r>
-                    <m:t>a</m:t>
-                  </m:r>
-                </m:e>
-                <m:sub>
-                  <m:r>
-                    <m:t>i</m:t>
-                  </m:r>
-                </m:sub>
-              </m:sSub>
-              <m:r>
-                <m:rPr>
-                  <m:sty m:val="p"/>
-                </m:rPr>
-                <m:t>=</m:t>
-              </m:r>
-              <m:r>
-                <m:t>1</m:t>
+                <m:t> for </m:t>
+              </m:r>
+              <m:r>
+                <m:t>i</m:t>
+              </m:r>
+              <m:r>
+                <m:rPr>
+                  <m:sty m:val="p"/>
+                </m:rPr>
+                <m:t>≠</m:t>
+              </m:r>
+              <m:r>
+                <m:t>j</m:t>
               </m:r>
               <m:r>
                 <m:rPr>
                   <m:nor/>
                   <m:sty m:val="p"/>
                 </m:rPr>
-                <m:t>)</m:t>
+                <m:t>, by independence)</m:t>
               </m:r>
             </m:e>
             <m:e>
@@ -5753,230 +5945,38 @@
                     <m:rPr>
                       <m:sty m:val="p"/>
                     </m:rPr>
-                    <m:t>Cov</m:t>
+                    <m:t>Var</m:t>
+                  </m:r>
+                  <m:r>
+                    <m:t>​</m:t>
+                  </m:r>
+                  <m:d>
+                    <m:dPr>
+                      <m:begChr m:val="("/>
+                      <m:sepChr m:val=""/>
+                      <m:endChr m:val=")"/>
+                      <m:grow/>
+                    </m:dPr>
+                    <m:e>
+                      <m:sSub>
+                        <m:e>
+                          <m:r>
+                            <m:t>X</m:t>
+                          </m:r>
+                        </m:e>
+                        <m:sub>
+                          <m:r>
+                            <m:t>i</m:t>
+                          </m:r>
+                        </m:sub>
+                      </m:sSub>
+                    </m:e>
+                  </m:d>
+                  <m:r>
+                    <m:t>​</m:t>
                   </m:r>
                 </m:e>
               </m:nary>
-              <m:r>
-                <m:t>​</m:t>
-              </m:r>
-              <m:d>
-                <m:dPr>
-                  <m:begChr m:val="("/>
-                  <m:sepChr m:val=""/>
-                  <m:endChr m:val=")"/>
-                  <m:grow/>
-                </m:dPr>
-                <m:e>
-                  <m:sSub>
-                    <m:e>
-                      <m:r>
-                        <m:t>X</m:t>
-                      </m:r>
-                    </m:e>
-                    <m:sub>
-                      <m:r>
-                        <m:t>i</m:t>
-                      </m:r>
-                    </m:sub>
-                  </m:sSub>
-                  <m:r>
-                    <m:rPr>
-                      <m:sty m:val="p"/>
-                    </m:rPr>
-                    <m:t>,</m:t>
-                  </m:r>
-                  <m:sSub>
-                    <m:e>
-                      <m:r>
-                        <m:t>X</m:t>
-                      </m:r>
-                    </m:e>
-                    <m:sub>
-                      <m:r>
-                        <m:t>i</m:t>
-                      </m:r>
-                    </m:sub>
-                  </m:sSub>
-                </m:e>
-              </m:d>
-              <m:r>
-                <m:t>​</m:t>
-              </m:r>
-              <m:r>
-                <m:t>&amp;</m:t>
-              </m:r>
-              <m:r>
-                <m:t>&amp;</m:t>
-              </m:r>
-              <m:r>
-                <m:rPr>
-                  <m:nor/>
-                  <m:sty m:val="p"/>
-                </m:rPr>
-                <m:t>(</m:t>
-              </m:r>
-              <m:r>
-                <m:rPr>
-                  <m:sty m:val="p"/>
-                </m:rPr>
-                <m:t>Cov</m:t>
-              </m:r>
-              <m:r>
-                <m:t>​</m:t>
-              </m:r>
-              <m:d>
-                <m:dPr>
-                  <m:begChr m:val="("/>
-                  <m:sepChr m:val=""/>
-                  <m:endChr m:val=")"/>
-                  <m:grow/>
-                </m:dPr>
-                <m:e>
-                  <m:sSub>
-                    <m:e>
-                      <m:r>
-                        <m:t>X</m:t>
-                      </m:r>
-                    </m:e>
-                    <m:sub>
-                      <m:r>
-                        <m:t>i</m:t>
-                      </m:r>
-                    </m:sub>
-                  </m:sSub>
-                  <m:r>
-                    <m:rPr>
-                      <m:sty m:val="p"/>
-                    </m:rPr>
-                    <m:t>,</m:t>
-                  </m:r>
-                  <m:sSub>
-                    <m:e>
-                      <m:r>
-                        <m:t>X</m:t>
-                      </m:r>
-                    </m:e>
-                    <m:sub>
-                      <m:r>
-                        <m:t>j</m:t>
-                      </m:r>
-                    </m:sub>
-                  </m:sSub>
-                </m:e>
-              </m:d>
-              <m:r>
-                <m:t>​</m:t>
-              </m:r>
-              <m:r>
-                <m:rPr>
-                  <m:sty m:val="p"/>
-                </m:rPr>
-                <m:t>=</m:t>
-              </m:r>
-              <m:r>
-                <m:t>0</m:t>
-              </m:r>
-              <m:r>
-                <m:rPr>
-                  <m:nor/>
-                  <m:sty m:val="p"/>
-                </m:rPr>
-                <m:t> for </m:t>
-              </m:r>
-              <m:r>
-                <m:t>i</m:t>
-              </m:r>
-              <m:r>
-                <m:rPr>
-                  <m:sty m:val="p"/>
-                </m:rPr>
-                <m:t>≠</m:t>
-              </m:r>
-              <m:r>
-                <m:t>j</m:t>
-              </m:r>
-              <m:r>
-                <m:rPr>
-                  <m:nor/>
-                  <m:sty m:val="p"/>
-                </m:rPr>
-                <m:t>, by independence)</m:t>
-              </m:r>
-            </m:e>
-            <m:e>
-              <m:r>
-                <m:t>&amp;</m:t>
-              </m:r>
-              <m:r>
-                <m:rPr>
-                  <m:sty m:val="p"/>
-                </m:rPr>
-                <m:t>=</m:t>
-              </m:r>
-              <m:nary>
-                <m:naryPr>
-                  <m:chr m:val="∑"/>
-                  <m:limLoc m:val="undOvr"/>
-                  <m:subHide m:val="off"/>
-                  <m:supHide m:val="off"/>
-                </m:naryPr>
-                <m:sub>
-                  <m:r>
-                    <m:t>i</m:t>
-                  </m:r>
-                  <m:r>
-                    <m:rPr>
-                      <m:sty m:val="p"/>
-                    </m:rPr>
-                    <m:t>=</m:t>
-                  </m:r>
-                  <m:r>
-                    <m:t>1</m:t>
-                  </m:r>
-                </m:sub>
-                <m:sup>
-                  <m:r>
-                    <m:t>n</m:t>
-                  </m:r>
-                </m:sup>
-                <m:e>
-                  <m:r>
-                    <m:rPr>
-                      <m:sty m:val="p"/>
-                    </m:rPr>
-                    <m:t>Var</m:t>
-                  </m:r>
-                </m:e>
-              </m:nary>
-              <m:r>
-                <m:t>​</m:t>
-              </m:r>
-              <m:d>
-                <m:dPr>
-                  <m:begChr m:val="("/>
-                  <m:sepChr m:val=""/>
-                  <m:endChr m:val=")"/>
-                  <m:grow/>
-                </m:dPr>
-                <m:e>
-                  <m:sSub>
-                    <m:e>
-                      <m:r>
-                        <m:t>X</m:t>
-                      </m:r>
-                    </m:e>
-                    <m:sub>
-                      <m:r>
-                        <m:t>i</m:t>
-                      </m:r>
-                    </m:sub>
-                  </m:sSub>
-                </m:e>
-              </m:d>
-              <m:r>
-                <m:t>​</m:t>
-              </m:r>
               <m:r>
                 <m:t>&amp;</m:t>
               </m:r>
@@ -37514,106 +37514,319 @@
       <w:pPr>
         <w:pStyle w:val="BodyText"/>
       </w:pPr>
-      <w:r>
-        <w:rPr>
-          <w:b/>
-          <w:bCs/>
-        </w:rPr>
-        <w:t xml:space="preserve">Theorem 16 (The mean and variance of the multivariate normal distribution)</w:t>
-      </w:r>
-      <w:r>
-        <w:t xml:space="preserve"> </w:t>
-      </w:r>
-      <w:r>
-        <w:t xml:space="preserve">If</w:t>
-      </w:r>
-      <w:r>
-        <w:t xml:space="preserve"> </w:t>
-      </w:r>
-      <w:r>
-        <w:t xml:space="preserve">$\mathord{\smash[b]{\underset{\raise.3ex\hbox{$\scriptstyle\sim$}}{X}}\vphantom{X}}\sim \operatorname{N}_p\mathopen{}\left(\mathord{\smash[b]{\underset{\raise.3ex\hbox{$\scriptstyle\sim$}}{\mu}}\vphantom{\mu}}, \mathbf{\Sigma}\right)\mathclose{}$</w:t>
-      </w:r>
-      <w:r>
-        <w:t xml:space="preserve"> </w:t>
-      </w:r>
-      <w:r>
-        <w:t xml:space="preserve">(</w:t>
-      </w:r>
-      <w:hyperlink w:anchor="def-mvn">
+      <w:del w:id="3" w:author="PR Preview" w:date="2026-01-01T00:00:00Z">
         <w:r>
           <w:rPr>
-            <w:rStyle w:val="Hyperlink"/>
+            <w:b/>
+            <w:bCs/>
           </w:rPr>
-          <w:t xml:space="preserve">Definition 9</w:t>
+          <w:delText xml:space="preserve">Theorem 16 (The mean and variance of the multivariate normal distribution)</w:delText>
         </w:r>
+      </w:del>
+      <w:del w:id="4" w:author="PR Preview" w:date="2026-01-01T00:00:00Z">
+        <w:r>
+          <w:delText xml:space="preserve"> </w:delText>
+        </w:r>
+      </w:del>
+      <w:del w:id="5" w:author="PR Preview" w:date="2026-01-01T00:00:00Z">
+        <w:r>
+          <w:delText xml:space="preserve">If</w:delText>
+        </w:r>
+      </w:del>
+      <w:del w:id="6" w:author="PR Preview" w:date="2026-01-01T00:00:00Z">
+        <w:r>
+          <w:delText xml:space="preserve"> </w:delText>
+        </w:r>
+      </w:del>
+      <w:del w:id="7" w:author="PR Preview" w:date="2026-01-01T00:00:00Z">
+        <w:r>
+          <w:delText xml:space="preserve">$\mathord{\smash[b]{\underset{\raise.3ex\hbox{$\scriptstyle\sim$}}{X}}\vphantom{X}}\sim \operatorname{N}_p\mathopen{}\left(\mathord{\smash[b]{\underset{\raise.3ex\hbox{$\scriptstyle\sim$}}{\mu}}\vphantom{\mu}}, \mathbf{\Sigma}\right)\mathclose{}$</w:delText>
+        </w:r>
+      </w:del>
+      <w:del w:id="8" w:author="PR Preview" w:date="2026-01-01T00:00:00Z">
+        <w:r>
+          <w:delText xml:space="preserve"> </w:delText>
+        </w:r>
+      </w:del>
+      <w:del w:id="9" w:author="PR Preview" w:date="2026-01-01T00:00:00Z">
+        <w:r>
+          <w:delText xml:space="preserve">(</w:delText>
+        </w:r>
+      </w:del>
+      <w:hyperlink w:anchor="def-mvn">
+        <w:del w:id="10" w:author="PR Preview" w:date="2026-01-01T00:00:00Z">
+          <w:r>
+            <w:rPr>
+              <w:rStyle w:val="Hyperlink"/>
+            </w:rPr>
+            <w:delText xml:space="preserve">Definition 9</w:delText>
+          </w:r>
+        </w:del>
       </w:hyperlink>
-      <w:r>
-        <w:t xml:space="preserve">),</w:t>
-      </w:r>
-      <w:r>
-        <w:t xml:space="preserve"> </w:t>
-      </w:r>
-      <w:r>
-        <w:t xml:space="preserve">then</w:t>
-      </w:r>
-      <w:r>
-        <w:t xml:space="preserve"> </w:t>
-      </w:r>
-      <w:r>
-        <w:t xml:space="preserve">$\operatorname{E}\mathord{\smash[b]{\underset{\raise.3ex\hbox{$\scriptstyle\sim$}}{X}}\vphantom{X}}= \mathord{\smash[b]{\underset{\raise.3ex\hbox{$\scriptstyle\sim$}}{\mu}}\vphantom{\mu}}$</w:t>
-      </w:r>
-      <w:r>
-        <w:t xml:space="preserve"> </w:t>
-      </w:r>
-      <w:r>
-        <w:t xml:space="preserve">(the</w:t>
-      </w:r>
-      <w:r>
-        <w:t xml:space="preserve"> </w:t>
-      </w:r>
+      <w:del w:id="11" w:author="PR Preview" w:date="2026-01-01T00:00:00Z">
+        <w:r>
+          <w:delText xml:space="preserve">),</w:delText>
+        </w:r>
+      </w:del>
+      <w:del w:id="12" w:author="PR Preview" w:date="2026-01-01T00:00:00Z">
+        <w:r>
+          <w:delText xml:space="preserve"> </w:delText>
+        </w:r>
+      </w:del>
+      <w:del w:id="13" w:author="PR Preview" w:date="2026-01-01T00:00:00Z">
+        <w:r>
+          <w:delText xml:space="preserve">then</w:delText>
+        </w:r>
+      </w:del>
+      <w:del w:id="14" w:author="PR Preview" w:date="2026-01-01T00:00:00Z">
+        <w:r>
+          <w:delText xml:space="preserve"> </w:delText>
+        </w:r>
+      </w:del>
+      <w:del w:id="15" w:author="PR Preview" w:date="2026-01-01T00:00:00Z">
+        <w:r>
+          <w:delText xml:space="preserve">$\operatorname{E}\mathord{\smash[b]{\underset{\raise.3ex\hbox{$\scriptstyle\sim$}}{X}}\vphantom{X}}= \mathord{\smash[b]{\underset{\raise.3ex\hbox{$\scriptstyle\sim$}}{\mu}}\vphantom{\mu}}$</w:delText>
+        </w:r>
+      </w:del>
+      <w:del w:id="16" w:author="PR Preview" w:date="2026-01-01T00:00:00Z">
+        <w:r>
+          <w:delText xml:space="preserve"> </w:delText>
+        </w:r>
+      </w:del>
+      <w:del w:id="17" w:author="PR Preview" w:date="2026-01-01T00:00:00Z">
+        <w:r>
+          <w:delText xml:space="preserve">(the</w:delText>
+        </w:r>
+      </w:del>
+      <w:del w:id="18" w:author="PR Preview" w:date="2026-01-01T00:00:00Z">
+        <w:r>
+          <w:delText xml:space="preserve"> </w:delText>
+        </w:r>
+      </w:del>
       <w:hyperlink r:id="rId118">
+        <w:del w:id="19" w:author="PR Preview" w:date="2026-01-01T00:00:00Z">
+          <w:r>
+            <w:rPr>
+              <w:rStyle w:val="Hyperlink"/>
+            </w:rPr>
+            <w:delText xml:space="preserve">expectation of a random vector</w:delText>
+          </w:r>
+        </w:del>
+      </w:hyperlink>
+      <w:del w:id="20" w:author="PR Preview" w:date="2026-01-01T00:00:00Z">
+        <w:r>
+          <w:delText xml:space="preserve">),</w:delText>
+        </w:r>
+      </w:del>
+      <w:del w:id="21" w:author="PR Preview" w:date="2026-01-01T00:00:00Z">
+        <w:r>
+          <w:delText xml:space="preserve"> </w:delText>
+        </w:r>
+      </w:del>
+      <w:del w:id="22" w:author="PR Preview" w:date="2026-01-01T00:00:00Z">
+        <w:r>
+          <w:delText xml:space="preserve">and</w:delText>
+        </w:r>
+      </w:del>
+      <w:del w:id="23" w:author="PR Preview" w:date="2026-01-01T00:00:00Z">
+        <w:r>
+          <w:delText xml:space="preserve"> </w:delText>
+        </w:r>
+      </w:del>
+      <w:del w:id="24" w:author="PR Preview" w:date="2026-01-01T00:00:00Z">
+        <w:r>
+          <w:delText xml:space="preserve">$\operatorname{Var}\mathopen{}\left(\mathord{\smash[b]{\underset{\raise.3ex\hbox{$\scriptstyle\sim$}}{X}}\vphantom{X}}\right)\mathclose{} = \mathbf{\Sigma}$</w:delText>
+        </w:r>
+      </w:del>
+      <w:del w:id="25" w:author="PR Preview" w:date="2026-01-01T00:00:00Z">
+        <w:r>
+          <w:delText xml:space="preserve"> </w:delText>
+        </w:r>
+      </w:del>
+      <w:del w:id="26" w:author="PR Preview" w:date="2026-01-01T00:00:00Z">
+        <w:r>
+          <w:delText xml:space="preserve">(the</w:delText>
+        </w:r>
+      </w:del>
+      <w:del w:id="27" w:author="PR Preview" w:date="2026-01-01T00:00:00Z">
+        <w:r>
+          <w:delText xml:space="preserve"> </w:delText>
+        </w:r>
+      </w:del>
+      <w:hyperlink r:id="rId119">
+        <w:del w:id="28" w:author="PR Preview" w:date="2026-01-01T00:00:00Z">
+          <w:r>
+            <w:rPr>
+              <w:rStyle w:val="Hyperlink"/>
+            </w:rPr>
+            <w:delText xml:space="preserve">variance of a random vector</w:delText>
+          </w:r>
+        </w:del>
+      </w:hyperlink>
+      <w:del w:id="29" w:author="PR Preview" w:date="2026-01-01T00:00:00Z">
+        <w:r>
+          <w:delText xml:space="preserve">).</w:delText>
+        </w:r>
+      </w:del>
+    </w:p>
+    <w:p>
+      <w:pPr>
+        <w:pStyle w:val="BodyText"/>
+      </w:pPr>
+      <w:ins w:id="30" w:author="PR Preview" w:date="2026-01-01T00:00:00Z">
         <w:r>
           <w:rPr>
-            <w:rStyle w:val="Hyperlink"/>
+            <w:b/>
+            <w:bCs/>
           </w:rPr>
-          <w:t xml:space="preserve">expectation of a random vector</w:t>
+          <w:t xml:space="preserve">Theorem 16 (The mean and variance of the multivariate normal distribution)</w:t>
         </w:r>
+      </w:ins>
+      <w:ins w:id="31" w:author="PR Preview" w:date="2026-01-01T00:00:00Z">
+        <w:r>
+          <w:t xml:space="preserve"> </w:t>
+        </w:r>
+      </w:ins>
+      <w:ins w:id="32" w:author="PR Preview" w:date="2026-01-01T00:00:00Z">
+        <w:r>
+          <w:t xml:space="preserve">If</w:t>
+        </w:r>
+      </w:ins>
+      <w:ins w:id="33" w:author="PR Preview" w:date="2026-01-01T00:00:00Z">
+        <w:r>
+          <w:t xml:space="preserve"> </w:t>
+        </w:r>
+      </w:ins>
+      <w:ins w:id="34" w:author="PR Preview" w:date="2026-01-01T00:00:00Z">
+        <w:r>
+          <w:t xml:space="preserve">$\mathord{\smash[b]{\underset{\raise.3ex\hbox{$\scriptstyle\sim$}}{X}}\vphantom{X}}\sim \operatorname{N}_p\mathopen{}\left(\mathord{\smash[b]{\underset{\raise.3ex\hbox{$\scriptstyle\sim$}}{\mu}}\vphantom{\mu}}, \mathbf{\Sigma}\right)\mathclose{}$</w:t>
+        </w:r>
+      </w:ins>
+      <w:ins w:id="35" w:author="PR Preview" w:date="2026-01-01T00:00:00Z">
+        <w:r>
+          <w:t xml:space="preserve"> </w:t>
+        </w:r>
+      </w:ins>
+      <w:ins w:id="36" w:author="PR Preview" w:date="2026-01-01T00:00:00Z">
+        <w:r>
+          <w:t xml:space="preserve">(</w:t>
+        </w:r>
+      </w:ins>
+      <w:hyperlink w:anchor="def-mvn">
+        <w:ins w:id="37" w:author="PR Preview" w:date="2026-01-01T00:00:00Z">
+          <w:r>
+            <w:rPr>
+              <w:rStyle w:val="Hyperlink"/>
+            </w:rPr>
+            <w:t xml:space="preserve">Definition 9</w:t>
+          </w:r>
+        </w:ins>
       </w:hyperlink>
-      <w:r>
-        <w:t xml:space="preserve">),</w:t>
-      </w:r>
-      <w:r>
-        <w:t xml:space="preserve"> </w:t>
-      </w:r>
-      <w:r>
-        <w:t xml:space="preserve">and</w:t>
-      </w:r>
-      <w:r>
-        <w:t xml:space="preserve"> </w:t>
-      </w:r>
-      <w:r>
-        <w:t xml:space="preserve">$\operatorname{Var}\mathopen{}\left(\mathord{\smash[b]{\underset{\raise.3ex\hbox{$\scriptstyle\sim$}}{X}}\vphantom{X}}\right)\mathclose{} = \mathbf{\Sigma}$</w:t>
-      </w:r>
-      <w:r>
-        <w:t xml:space="preserve"> </w:t>
-      </w:r>
-      <w:r>
-        <w:t xml:space="preserve">(the</w:t>
-      </w:r>
-      <w:r>
-        <w:t xml:space="preserve"> </w:t>
-      </w:r>
+      <w:ins w:id="38" w:author="PR Preview" w:date="2026-01-01T00:00:00Z">
+        <w:r>
+          <w:t xml:space="preserve">),</w:t>
+        </w:r>
+      </w:ins>
+      <w:ins w:id="39" w:author="PR Preview" w:date="2026-01-01T00:00:00Z">
+        <w:r>
+          <w:t xml:space="preserve"> </w:t>
+        </w:r>
+      </w:ins>
+      <w:ins w:id="40" w:author="PR Preview" w:date="2026-01-01T00:00:00Z">
+        <w:r>
+          <w:t xml:space="preserve">then</w:t>
+        </w:r>
+      </w:ins>
+      <w:ins w:id="41" w:author="PR Preview" w:date="2026-01-01T00:00:00Z">
+        <w:r>
+          <w:t xml:space="preserve"> </w:t>
+        </w:r>
+      </w:ins>
+      <w:ins w:id="42" w:author="PR Preview" w:date="2026-01-01T00:00:00Z">
+        <w:r>
+          <w:t xml:space="preserve">$\operatorname{E}\mathord{\smash[b]{\underset{\raise.3ex\hbox{$\scriptstyle\sim$}}{X}}\vphantom{X}}= \mathord{\smash[b]{\underset{\raise.3ex\hbox{$\scriptstyle\sim$}}{\mu}}\vphantom{\mu}}$</w:t>
+        </w:r>
+      </w:ins>
+      <w:ins w:id="43" w:author="PR Preview" w:date="2026-01-01T00:00:00Z">
+        <w:r>
+          <w:t xml:space="preserve"> </w:t>
+        </w:r>
+      </w:ins>
+      <w:ins w:id="44" w:author="PR Preview" w:date="2026-01-01T00:00:00Z">
+        <w:r>
+          <w:t xml:space="preserve">(the</w:t>
+        </w:r>
+      </w:ins>
+      <w:ins w:id="45" w:author="PR Preview" w:date="2026-01-01T00:00:00Z">
+        <w:r>
+          <w:t xml:space="preserve"> </w:t>
+        </w:r>
+      </w:ins>
+      <w:hyperlink r:id="rId118">
+        <w:ins w:id="46" w:author="PR Preview" w:date="2026-01-01T00:00:00Z">
+          <w:r>
+            <w:rPr>
+              <w:rStyle w:val="Hyperlink"/>
+            </w:rPr>
+            <w:t xml:space="preserve">expectation of a random vector</w:t>
+          </w:r>
+        </w:ins>
+      </w:hyperlink>
+      <w:ins w:id="47" w:author="PR Preview" w:date="2026-01-01T00:00:00Z">
+        <w:r>
+          <w:t xml:space="preserve">),</w:t>
+        </w:r>
+      </w:ins>
+      <w:ins w:id="48" w:author="PR Preview" w:date="2026-01-01T00:00:00Z">
+        <w:r>
+          <w:t xml:space="preserve"> </w:t>
+        </w:r>
+      </w:ins>
+      <w:ins w:id="49" w:author="PR Preview" w:date="2026-01-01T00:00:00Z">
+        <w:r>
+          <w:t xml:space="preserve">and</w:t>
+        </w:r>
+      </w:ins>
+      <w:ins w:id="50" w:author="PR Preview" w:date="2026-01-01T00:00:00Z">
+        <w:r>
+          <w:t xml:space="preserve"> </w:t>
+        </w:r>
+      </w:ins>
+      <w:ins w:id="51" w:author="PR Preview" w:date="2026-01-01T00:00:00Z">
+        <w:r>
+          <w:t xml:space="preserve">${\operatorname{Var}\mathopen{}\left(\mathord{\smash[b]{\underset{\raise.3ex\hbox{$\scriptstyle\sim$}}{X}}\vphantom{X}}\right)\mathclose{}} = \mathbf{\Sigma}$</w:t>
+        </w:r>
+      </w:ins>
+      <w:ins w:id="52" w:author="PR Preview" w:date="2026-01-01T00:00:00Z">
+        <w:r>
+          <w:t xml:space="preserve"> </w:t>
+        </w:r>
+      </w:ins>
+      <w:ins w:id="53" w:author="PR Preview" w:date="2026-01-01T00:00:00Z">
+        <w:r>
+          <w:t xml:space="preserve">(the</w:t>
+        </w:r>
+      </w:ins>
+      <w:ins w:id="54" w:author="PR Preview" w:date="2026-01-01T00:00:00Z">
+        <w:r>
+          <w:t xml:space="preserve"> </w:t>
+        </w:r>
+      </w:ins>
       <w:hyperlink r:id="rId119">
+        <w:ins w:id="55" w:author="PR Preview" w:date="2026-01-01T00:00:00Z">
+          <w:r>
+            <w:rPr>
+              <w:rStyle w:val="Hyperlink"/>
+            </w:rPr>
+            <w:t xml:space="preserve">variance of a random vector</w:t>
+          </w:r>
+        </w:ins>
+      </w:hyperlink>
+      <w:ins w:id="56" w:author="PR Preview" w:date="2026-01-01T00:00:00Z">
         <w:r>
-          <w:rPr>
-            <w:rStyle w:val="Hyperlink"/>
-          </w:rPr>
-          <w:t xml:space="preserve">variance of a random vector</w:t>
+          <w:t xml:space="preserve">).</w:t>
         </w:r>
-      </w:hyperlink>
-      <w:r>
-        <w:t xml:space="preserve">).</w:t>
-      </w:r>
+      </w:ins>
     </w:p>
     <w:bookmarkEnd w:id="120"/>
     <w:p>
@@ -40582,51 +40795,75 @@
       <w:pPr>
         <w:pStyle w:val="BodyText"/>
       </w:pPr>
-      <w:r>
-        <w:rPr>
-          <w:i/>
-          <w:iCs/>
-        </w:rPr>
-        <w:t xml:space="preserve">Proof</w:t>
-      </w:r>
-      <w:r>
-        <w:t xml:space="preserve">. </w:t>
-      </w:r>
-      <w:r>
-        <w:t xml:space="preserve">By</w:t>
-      </w:r>
-      <w:r>
-        <w:t xml:space="preserve"> </w:t>
-      </w:r>
-      <w:hyperlink w:anchor="thm-mvn-moments">
+      <w:del w:id="57" w:author="PR Preview" w:date="2026-01-01T00:00:00Z">
         <w:r>
           <w:rPr>
-            <w:rStyle w:val="Hyperlink"/>
+            <w:i/>
+            <w:iCs/>
           </w:rPr>
-          <w:t xml:space="preserve">Theorem 16</w:t>
+          <w:delText xml:space="preserve">Proof</w:delText>
         </w:r>
+      </w:del>
+      <w:del w:id="58" w:author="PR Preview" w:date="2026-01-01T00:00:00Z">
+        <w:r>
+          <w:delText xml:space="preserve">. </w:delText>
+        </w:r>
+      </w:del>
+      <w:del w:id="59" w:author="PR Preview" w:date="2026-01-01T00:00:00Z">
+        <w:r>
+          <w:delText xml:space="preserve">By</w:delText>
+        </w:r>
+      </w:del>
+      <w:del w:id="60" w:author="PR Preview" w:date="2026-01-01T00:00:00Z">
+        <w:r>
+          <w:delText xml:space="preserve"> </w:delText>
+        </w:r>
+      </w:del>
+      <w:hyperlink w:anchor="thm-mvn-moments">
+        <w:del w:id="61" w:author="PR Preview" w:date="2026-01-01T00:00:00Z">
+          <w:r>
+            <w:rPr>
+              <w:rStyle w:val="Hyperlink"/>
+            </w:rPr>
+            <w:delText xml:space="preserve">Theorem 16</w:delText>
+          </w:r>
+        </w:del>
       </w:hyperlink>
-      <w:r>
-        <w:t xml:space="preserve">,</w:t>
-      </w:r>
-      <w:r>
-        <w:t xml:space="preserve"> </w:t>
-      </w:r>
-      <w:r>
-        <w:t xml:space="preserve">$\operatorname{Var}\mathopen{}\left(\mathord{\smash[b]{\underset{\raise.3ex\hbox{$\scriptstyle\sim$}}{X}}\vphantom{X}}\right)\mathclose{} = \mathbf{\Sigma}$</w:t>
-      </w:r>
-      <w:r>
-        <w:t xml:space="preserve">,</w:t>
-      </w:r>
-      <w:r>
-        <w:t xml:space="preserve"> </w:t>
-      </w:r>
-      <w:r>
-        <w:t xml:space="preserve">whose</w:t>
-      </w:r>
-      <w:r>
-        <w:t xml:space="preserve"> </w:t>
-      </w:r>
+      <w:del w:id="62" w:author="PR Preview" w:date="2026-01-01T00:00:00Z">
+        <w:r>
+          <w:delText xml:space="preserve">,</w:delText>
+        </w:r>
+      </w:del>
+      <w:del w:id="63" w:author="PR Preview" w:date="2026-01-01T00:00:00Z">
+        <w:r>
+          <w:delText xml:space="preserve"> </w:delText>
+        </w:r>
+      </w:del>
+      <w:del w:id="64" w:author="PR Preview" w:date="2026-01-01T00:00:00Z">
+        <w:r>
+          <w:delText xml:space="preserve">$\operatorname{Var}\mathopen{}\left(\mathord{\smash[b]{\underset{\raise.3ex\hbox{$\scriptstyle\sim$}}{X}}\vphantom{X}}\right)\mathclose{} = \mathbf{\Sigma}$</w:delText>
+        </w:r>
+      </w:del>
+      <w:del w:id="65" w:author="PR Preview" w:date="2026-01-01T00:00:00Z">
+        <w:r>
+          <w:delText xml:space="preserve">,</w:delText>
+        </w:r>
+      </w:del>
+      <w:del w:id="66" w:author="PR Preview" w:date="2026-01-01T00:00:00Z">
+        <w:r>
+          <w:delText xml:space="preserve"> </w:delText>
+        </w:r>
+      </w:del>
+      <w:del w:id="67" w:author="PR Preview" w:date="2026-01-01T00:00:00Z">
+        <w:r>
+          <w:delText xml:space="preserve">whose</w:delText>
+        </w:r>
+      </w:del>
+      <w:del w:id="68" w:author="PR Preview" w:date="2026-01-01T00:00:00Z">
+        <w:r>
+          <w:delText xml:space="preserve"> </w:delText>
+        </w:r>
+      </w:del>
       <m:oMath>
         <m:r>
           <m:rPr>
@@ -40653,12 +40890,16 @@
           <m:t>)</m:t>
         </m:r>
       </m:oMath>
-      <w:r>
-        <w:t xml:space="preserve">-th element is</w:t>
-      </w:r>
-      <w:r>
-        <w:t xml:space="preserve"> </w:t>
-      </w:r>
+      <w:del w:id="69" w:author="PR Preview" w:date="2026-01-01T00:00:00Z">
+        <w:r>
+          <w:delText xml:space="preserve">-th element is</w:delText>
+        </w:r>
+      </w:del>
+      <w:del w:id="70" w:author="PR Preview" w:date="2026-01-01T00:00:00Z">
+        <w:r>
+          <w:delText xml:space="preserve"> </w:delText>
+        </w:r>
+      </w:del>
       <m:oMath>
         <m:r>
           <m:rPr>
@@ -40713,72 +40954,366 @@
           <m:t>​</m:t>
         </m:r>
       </m:oMath>
-      <w:r>
-        <w:t xml:space="preserve"> </w:t>
-      </w:r>
-      <w:r>
-        <w:t xml:space="preserve">(</w:t>
-      </w:r>
+      <w:del w:id="71" w:author="PR Preview" w:date="2026-01-01T00:00:00Z">
+        <w:r>
+          <w:delText xml:space="preserve"> </w:delText>
+        </w:r>
+      </w:del>
+      <w:del w:id="72" w:author="PR Preview" w:date="2026-01-01T00:00:00Z">
+        <w:r>
+          <w:delText xml:space="preserve">(</w:delText>
+        </w:r>
+      </w:del>
       <w:hyperlink r:id="rId136">
+        <w:del w:id="73" w:author="PR Preview" w:date="2026-01-01T00:00:00Z">
+          <w:r>
+            <w:rPr>
+              <w:rStyle w:val="Hyperlink"/>
+            </w:rPr>
+            <w:delText xml:space="preserve">elements of the variance matrix</w:delText>
+          </w:r>
+        </w:del>
+      </w:hyperlink>
+      <w:del w:id="74" w:author="PR Preview" w:date="2026-01-01T00:00:00Z">
+        <w:r>
+          <w:delText xml:space="preserve">).</w:delText>
+        </w:r>
+      </w:del>
+      <w:del w:id="75" w:author="PR Preview" w:date="2026-01-01T00:00:00Z">
+        <w:r>
+          <w:delText xml:space="preserve"> </w:delText>
+        </w:r>
+      </w:del>
+      <w:del w:id="76" w:author="PR Preview" w:date="2026-01-01T00:00:00Z">
+        <w:r>
+          <w:delText xml:space="preserve">If</w:delText>
+        </w:r>
+      </w:del>
+      <w:del w:id="77" w:author="PR Preview" w:date="2026-01-01T00:00:00Z">
+        <w:r>
+          <w:delText xml:space="preserve"> </w:delText>
+        </w:r>
+      </w:del>
+      <m:oMath>
+        <m:r>
+          <m:rPr>
+            <m:sty m:val="b"/>
+          </m:rPr>
+          <m:t>Σ</m:t>
+        </m:r>
+      </m:oMath>
+      <w:del w:id="78" w:author="PR Preview" w:date="2026-01-01T00:00:00Z">
+        <w:r>
+          <w:delText xml:space="preserve"> </w:delText>
+        </w:r>
+      </w:del>
+      <w:del w:id="79" w:author="PR Preview" w:date="2026-01-01T00:00:00Z">
+        <w:r>
+          <w:delText xml:space="preserve">is diagonal,</w:delText>
+        </w:r>
+      </w:del>
+      <w:del w:id="80" w:author="PR Preview" w:date="2026-01-01T00:00:00Z">
+        <w:r>
+          <w:delText xml:space="preserve"> </w:delText>
+        </w:r>
+      </w:del>
+      <w:del w:id="81" w:author="PR Preview" w:date="2026-01-01T00:00:00Z">
+        <w:r>
+          <w:delText xml:space="preserve">the components are independent by</w:delText>
+        </w:r>
+      </w:del>
+      <w:del w:id="82" w:author="PR Preview" w:date="2026-01-01T00:00:00Z">
+        <w:r>
+          <w:delText xml:space="preserve"> </w:delText>
+        </w:r>
+      </w:del>
+      <w:hyperlink w:anchor="thm-mvn-diagonal-indpt">
+        <w:del w:id="83" w:author="PR Preview" w:date="2026-01-01T00:00:00Z">
+          <w:r>
+            <w:rPr>
+              <w:rStyle w:val="Hyperlink"/>
+            </w:rPr>
+            <w:delText xml:space="preserve">Theorem 17</w:delText>
+          </w:r>
+        </w:del>
+      </w:hyperlink>
+      <w:del w:id="84" w:author="PR Preview" w:date="2026-01-01T00:00:00Z">
+        <w:r>
+          <w:delText xml:space="preserve">.</w:delText>
+        </w:r>
+      </w:del>
+      <w:del w:id="85" w:author="PR Preview" w:date="2026-01-01T00:00:00Z">
+        <w:r>
+          <w:delText xml:space="preserve"> </w:delText>
+        </w:r>
+      </w:del>
+      <w:del w:id="86" w:author="PR Preview" w:date="2026-01-01T00:00:00Z">
+        <w:r>
+          <w:delText xml:space="preserve">If the components are independent, then:</w:delText>
+        </w:r>
+      </w:del>
+    </w:p>
+    <w:p>
+      <w:pPr>
+        <w:pStyle w:val="BodyText"/>
+      </w:pPr>
+      <w:ins w:id="87" w:author="PR Preview" w:date="2026-01-01T00:00:00Z">
         <w:r>
           <w:rPr>
-            <w:rStyle w:val="Hyperlink"/>
+            <w:i/>
+            <w:iCs/>
           </w:rPr>
-          <w:t xml:space="preserve">elements of the variance matrix</w:t>
+          <w:t xml:space="preserve">Proof</w:t>
         </w:r>
+      </w:ins>
+      <w:ins w:id="88" w:author="PR Preview" w:date="2026-01-01T00:00:00Z">
+        <w:r>
+          <w:t xml:space="preserve">. </w:t>
+        </w:r>
+      </w:ins>
+      <w:ins w:id="89" w:author="PR Preview" w:date="2026-01-01T00:00:00Z">
+        <w:r>
+          <w:t xml:space="preserve">By</w:t>
+        </w:r>
+      </w:ins>
+      <w:ins w:id="90" w:author="PR Preview" w:date="2026-01-01T00:00:00Z">
+        <w:r>
+          <w:t xml:space="preserve"> </w:t>
+        </w:r>
+      </w:ins>
+      <w:hyperlink w:anchor="thm-mvn-moments">
+        <w:ins w:id="91" w:author="PR Preview" w:date="2026-01-01T00:00:00Z">
+          <w:r>
+            <w:rPr>
+              <w:rStyle w:val="Hyperlink"/>
+            </w:rPr>
+            <w:t xml:space="preserve">Theorem 16</w:t>
+          </w:r>
+        </w:ins>
       </w:hyperlink>
-      <w:r>
-        <w:t xml:space="preserve">).</w:t>
-      </w:r>
-      <w:r>
-        <w:t xml:space="preserve"> </w:t>
-      </w:r>
-      <w:r>
-        <w:t xml:space="preserve">If</w:t>
-      </w:r>
-      <w:r>
-        <w:t xml:space="preserve"> </w:t>
-      </w:r>
+      <w:ins w:id="92" w:author="PR Preview" w:date="2026-01-01T00:00:00Z">
+        <w:r>
+          <w:t xml:space="preserve">,</w:t>
+        </w:r>
+      </w:ins>
+      <w:ins w:id="93" w:author="PR Preview" w:date="2026-01-01T00:00:00Z">
+        <w:r>
+          <w:t xml:space="preserve"> </w:t>
+        </w:r>
+      </w:ins>
+      <w:ins w:id="94" w:author="PR Preview" w:date="2026-01-01T00:00:00Z">
+        <w:r>
+          <w:t xml:space="preserve">${\operatorname{Var}\mathopen{}\left(\mathord{\smash[b]{\underset{\raise.3ex\hbox{$\scriptstyle\sim$}}{X}}\vphantom{X}}\right)\mathclose{}} = \mathbf{\Sigma}$</w:t>
+        </w:r>
+      </w:ins>
+      <w:ins w:id="95" w:author="PR Preview" w:date="2026-01-01T00:00:00Z">
+        <w:r>
+          <w:t xml:space="preserve">,</w:t>
+        </w:r>
+      </w:ins>
+      <w:ins w:id="96" w:author="PR Preview" w:date="2026-01-01T00:00:00Z">
+        <w:r>
+          <w:t xml:space="preserve"> </w:t>
+        </w:r>
+      </w:ins>
+      <w:ins w:id="97" w:author="PR Preview" w:date="2026-01-01T00:00:00Z">
+        <w:r>
+          <w:t xml:space="preserve">whose</w:t>
+        </w:r>
+      </w:ins>
+      <w:ins w:id="98" w:author="PR Preview" w:date="2026-01-01T00:00:00Z">
+        <w:r>
+          <w:t xml:space="preserve"> </w:t>
+        </w:r>
+      </w:ins>
       <m:oMath>
         <m:r>
           <m:rPr>
+            <m:sty m:val="p"/>
+          </m:rPr>
+          <m:t>(</m:t>
+        </m:r>
+        <m:r>
+          <m:t>i</m:t>
+        </m:r>
+        <m:r>
+          <m:rPr>
+            <m:sty m:val="p"/>
+          </m:rPr>
+          <m:t>,</m:t>
+        </m:r>
+        <m:r>
+          <m:t>j</m:t>
+        </m:r>
+        <m:r>
+          <m:rPr>
+            <m:sty m:val="p"/>
+          </m:rPr>
+          <m:t>)</m:t>
+        </m:r>
+      </m:oMath>
+      <w:ins w:id="99" w:author="PR Preview" w:date="2026-01-01T00:00:00Z">
+        <w:r>
+          <w:t xml:space="preserve">-th element is</w:t>
+        </w:r>
+      </w:ins>
+      <w:ins w:id="100" w:author="PR Preview" w:date="2026-01-01T00:00:00Z">
+        <w:r>
+          <w:t xml:space="preserve"> </w:t>
+        </w:r>
+      </w:ins>
+      <m:oMath>
+        <m:r>
+          <m:rPr>
+            <m:sty m:val="p"/>
+          </m:rPr>
+          <m:t>Cov</m:t>
+        </m:r>
+        <m:r>
+          <m:t>​</m:t>
+        </m:r>
+        <m:d>
+          <m:dPr>
+            <m:begChr m:val="("/>
+            <m:sepChr m:val=""/>
+            <m:endChr m:val=")"/>
+            <m:grow/>
+          </m:dPr>
+          <m:e>
+            <m:sSub>
+              <m:e>
+                <m:r>
+                  <m:t>X</m:t>
+                </m:r>
+              </m:e>
+              <m:sub>
+                <m:r>
+                  <m:t>i</m:t>
+                </m:r>
+              </m:sub>
+            </m:sSub>
+            <m:r>
+              <m:rPr>
+                <m:sty m:val="p"/>
+              </m:rPr>
+              <m:t>,</m:t>
+            </m:r>
+            <m:sSub>
+              <m:e>
+                <m:r>
+                  <m:t>X</m:t>
+                </m:r>
+              </m:e>
+              <m:sub>
+                <m:r>
+                  <m:t>j</m:t>
+                </m:r>
+              </m:sub>
+            </m:sSub>
+          </m:e>
+        </m:d>
+        <m:r>
+          <m:t>​</m:t>
+        </m:r>
+      </m:oMath>
+      <w:ins w:id="101" w:author="PR Preview" w:date="2026-01-01T00:00:00Z">
+        <w:r>
+          <w:t xml:space="preserve"> </w:t>
+        </w:r>
+      </w:ins>
+      <w:ins w:id="102" w:author="PR Preview" w:date="2026-01-01T00:00:00Z">
+        <w:r>
+          <w:t xml:space="preserve">(</w:t>
+        </w:r>
+      </w:ins>
+      <w:hyperlink r:id="rId136">
+        <w:ins w:id="103" w:author="PR Preview" w:date="2026-01-01T00:00:00Z">
+          <w:r>
+            <w:rPr>
+              <w:rStyle w:val="Hyperlink"/>
+            </w:rPr>
+            <w:t xml:space="preserve">elements of the variance matrix</w:t>
+          </w:r>
+        </w:ins>
+      </w:hyperlink>
+      <w:ins w:id="104" w:author="PR Preview" w:date="2026-01-01T00:00:00Z">
+        <w:r>
+          <w:t xml:space="preserve">).</w:t>
+        </w:r>
+      </w:ins>
+      <w:ins w:id="105" w:author="PR Preview" w:date="2026-01-01T00:00:00Z">
+        <w:r>
+          <w:t xml:space="preserve"> </w:t>
+        </w:r>
+      </w:ins>
+      <w:ins w:id="106" w:author="PR Preview" w:date="2026-01-01T00:00:00Z">
+        <w:r>
+          <w:t xml:space="preserve">If</w:t>
+        </w:r>
+      </w:ins>
+      <w:ins w:id="107" w:author="PR Preview" w:date="2026-01-01T00:00:00Z">
+        <w:r>
+          <w:t xml:space="preserve"> </w:t>
+        </w:r>
+      </w:ins>
+      <m:oMath>
+        <m:r>
+          <m:rPr>
             <m:sty m:val="b"/>
           </m:rPr>
           <m:t>Σ</m:t>
         </m:r>
       </m:oMath>
-      <w:r>
-        <w:t xml:space="preserve"> </w:t>
-      </w:r>
-      <w:r>
-        <w:t xml:space="preserve">is diagonal,</w:t>
-      </w:r>
-      <w:r>
-        <w:t xml:space="preserve"> </w:t>
-      </w:r>
-      <w:r>
-        <w:t xml:space="preserve">the components are independent by</w:t>
-      </w:r>
-      <w:r>
-        <w:t xml:space="preserve"> </w:t>
-      </w:r>
+      <w:ins w:id="108" w:author="PR Preview" w:date="2026-01-01T00:00:00Z">
+        <w:r>
+          <w:t xml:space="preserve"> </w:t>
+        </w:r>
+      </w:ins>
+      <w:ins w:id="109" w:author="PR Preview" w:date="2026-01-01T00:00:00Z">
+        <w:r>
+          <w:t xml:space="preserve">is diagonal,</w:t>
+        </w:r>
+      </w:ins>
+      <w:ins w:id="110" w:author="PR Preview" w:date="2026-01-01T00:00:00Z">
+        <w:r>
+          <w:t xml:space="preserve"> </w:t>
+        </w:r>
+      </w:ins>
+      <w:ins w:id="111" w:author="PR Preview" w:date="2026-01-01T00:00:00Z">
+        <w:r>
+          <w:t xml:space="preserve">the components are independent by</w:t>
+        </w:r>
+      </w:ins>
+      <w:ins w:id="112" w:author="PR Preview" w:date="2026-01-01T00:00:00Z">
+        <w:r>
+          <w:t xml:space="preserve"> </w:t>
+        </w:r>
+      </w:ins>
       <w:hyperlink w:anchor="thm-mvn-diagonal-indpt">
+        <w:ins w:id="113" w:author="PR Preview" w:date="2026-01-01T00:00:00Z">
+          <w:r>
+            <w:rPr>
+              <w:rStyle w:val="Hyperlink"/>
+            </w:rPr>
+            <w:t xml:space="preserve">Theorem 17</w:t>
+          </w:r>
+        </w:ins>
+      </w:hyperlink>
+      <w:ins w:id="114" w:author="PR Preview" w:date="2026-01-01T00:00:00Z">
         <w:r>
-          <w:rPr>
-            <w:rStyle w:val="Hyperlink"/>
-          </w:rPr>
-          <w:t xml:space="preserve">Theorem 17</w:t>
+          <w:t xml:space="preserve">.</w:t>
         </w:r>
-      </w:hyperlink>
-      <w:r>
-        <w:t xml:space="preserve">.</w:t>
-      </w:r>
-      <w:r>
-        <w:t xml:space="preserve"> </w:t>
-      </w:r>
-      <w:r>
-        <w:t xml:space="preserve">If the components are independent, then:</w:t>
-      </w:r>
+      </w:ins>
+      <w:ins w:id="115" w:author="PR Preview" w:date="2026-01-01T00:00:00Z">
+        <w:r>
+          <w:t xml:space="preserve"> </w:t>
+        </w:r>
+      </w:ins>
+      <w:ins w:id="116" w:author="PR Preview" w:date="2026-01-01T00:00:00Z">
+        <w:r>
+          <w:t xml:space="preserve">If the components are independent, then:</w:t>
+        </w:r>
+      </w:ins>
     </w:p>
     <w:p>
       <w:pPr>
